--- a/Webapplicatie1 words.docx
+++ b/Webapplicatie1 words.docx
@@ -16,7 +16,6 @@
           <w:docPartUnique/>
         </w:docPartObj>
       </w:sdtPr>
-      <w:sdtEndPr/>
       <w:sdtContent>
         <w:p>
           <w:r>
@@ -374,7 +373,6 @@
                                   <w:dataBinding w:prefixMappings="xmlns:ns0='http://schemas.microsoft.com/office/2006/coverPageProps' " w:xpath="/ns0:CoverPageProperties[1]/ns0:Abstract[1]" w:storeItemID="{55AF091B-3C7A-41E3-B477-F2FDAA23CFDA}"/>
                                   <w:text w:multiLine="1"/>
                                 </w:sdtPr>
-                                <w:sdtEndPr/>
                                 <w:sdtContent>
                                   <w:p>
                                     <w:pPr>
@@ -447,7 +445,7 @@
                                     <w:sz w:val="20"/>
                                     <w:szCs w:val="20"/>
                                   </w:rPr>
-                                  <w:t>26</w:t>
+                                  <w:t>30</w:t>
                                 </w:r>
                                 <w:r>
                                   <w:rPr>
@@ -463,7 +461,15 @@
                                     <w:sz w:val="20"/>
                                     <w:szCs w:val="20"/>
                                   </w:rPr>
-                                  <w:t>02</w:t>
+                                  <w:t>0</w:t>
+                                </w:r>
+                                <w:r>
+                                  <w:rPr>
+                                    <w:color w:val="595959" w:themeColor="text1" w:themeTint="A6"/>
+                                    <w:sz w:val="20"/>
+                                    <w:szCs w:val="20"/>
+                                  </w:rPr>
+                                  <w:t>3</w:t>
                                 </w:r>
                                 <w:r>
                                   <w:rPr>
@@ -535,7 +541,6 @@
                             <w:dataBinding w:prefixMappings="xmlns:ns0='http://schemas.microsoft.com/office/2006/coverPageProps' " w:xpath="/ns0:CoverPageProperties[1]/ns0:Abstract[1]" w:storeItemID="{55AF091B-3C7A-41E3-B477-F2FDAA23CFDA}"/>
                             <w:text w:multiLine="1"/>
                           </w:sdtPr>
-                          <w:sdtEndPr/>
                           <w:sdtContent>
                             <w:p>
                               <w:pPr>
@@ -608,7 +613,7 @@
                               <w:sz w:val="20"/>
                               <w:szCs w:val="20"/>
                             </w:rPr>
-                            <w:t>26</w:t>
+                            <w:t>30</w:t>
                           </w:r>
                           <w:r>
                             <w:rPr>
@@ -624,7 +629,15 @@
                               <w:sz w:val="20"/>
                               <w:szCs w:val="20"/>
                             </w:rPr>
-                            <w:t>02</w:t>
+                            <w:t>0</w:t>
+                          </w:r>
+                          <w:r>
+                            <w:rPr>
+                              <w:color w:val="595959" w:themeColor="text1" w:themeTint="A6"/>
+                              <w:sz w:val="20"/>
+                              <w:szCs w:val="20"/>
+                            </w:rPr>
+                            <w:t>3</w:t>
                           </w:r>
                           <w:r>
                             <w:rPr>
@@ -786,7 +799,6 @@
                                   <w:dataBinding w:prefixMappings="xmlns:ns0='http://purl.org/dc/elements/1.1/' xmlns:ns1='http://schemas.openxmlformats.org/package/2006/metadata/core-properties' " w:xpath="/ns1:coreProperties[1]/ns0:subject[1]" w:storeItemID="{6C3C8BC8-F283-45AE-878A-BAB7291924A1}"/>
                                   <w:text/>
                                 </w:sdtPr>
-                                <w:sdtEndPr/>
                                 <w:sdtContent>
                                   <w:p>
                                     <w:pPr>
@@ -1006,7 +1018,6 @@
                                   <w:dataBinding w:prefixMappings="xmlns:ns0='http://purl.org/dc/elements/1.1/' xmlns:ns1='http://schemas.openxmlformats.org/package/2006/metadata/core-properties' " w:xpath="/ns1:coreProperties[1]/ns0:creator[1]" w:storeItemID="{6C3C8BC8-F283-45AE-878A-BAB7291924A1}"/>
                                   <w:text/>
                                 </w:sdtPr>
-                                <w:sdtEndPr/>
                                 <w:sdtContent>
                                   <w:p>
                                     <w:pPr>
@@ -1146,12 +1157,14 @@
                   <w:color w:val="4C94D8" w:themeColor="text2" w:themeTint="80"/>
                 </w:rPr>
               </w:pPr>
+              <w:proofErr w:type="spellStart"/>
               <w:r>
                 <w:rPr>
                   <w:color w:val="4C94D8" w:themeColor="text2" w:themeTint="80"/>
                 </w:rPr>
                 <w:t>Inhoud</w:t>
               </w:r>
+              <w:proofErr w:type="spellEnd"/>
             </w:p>
             <w:p>
               <w:pPr>
@@ -1402,10 +1415,12 @@
             <w:pStyle w:val="Kop1"/>
           </w:pPr>
           <w:bookmarkStart w:id="0" w:name="_Toc223007341"/>
+          <w:proofErr w:type="spellStart"/>
           <w:r>
             <w:lastRenderedPageBreak/>
             <w:t>Moodboard</w:t>
           </w:r>
+          <w:proofErr w:type="spellEnd"/>
           <w:r>
             <w:t xml:space="preserve"> re</w:t>
           </w:r>
@@ -1472,11 +1487,19 @@
                                     <w:lang w:val="en-US"/>
                                   </w:rPr>
                                 </w:pPr>
+                                <w:proofErr w:type="spellStart"/>
                                 <w:r>
                                   <w:rPr>
                                     <w:lang w:val="en-US"/>
                                   </w:rPr>
-                                  <w:t xml:space="preserve">Letertype: </w:t>
+                                  <w:t>Letertype</w:t>
+                                </w:r>
+                                <w:proofErr w:type="spellEnd"/>
+                                <w:r>
+                                  <w:rPr>
+                                    <w:lang w:val="en-US"/>
+                                  </w:rPr>
+                                  <w:t xml:space="preserve">: </w:t>
                                 </w:r>
                                 <w:r>
                                   <w:rPr>
@@ -2116,8 +2139,13 @@
     </w:p>
     <w:p/>
     <w:p>
-      <w:r>
-        <w:t>Github:</w:t>
+      <w:proofErr w:type="spellStart"/>
+      <w:r>
+        <w:t>Github</w:t>
+      </w:r>
+      <w:proofErr w:type="spellEnd"/>
+      <w:r>
+        <w:t>:</w:t>
       </w:r>
     </w:p>
     <w:p>
@@ -2133,71 +2161,219 @@
     <w:p/>
     <w:p>
       <w:r>
-        <w:t>Prompt voor de website</w:t>
+        <w:t xml:space="preserve">Prompt </w:t>
+      </w:r>
+      <w:proofErr w:type="spellStart"/>
+      <w:r>
+        <w:t>voor</w:t>
+      </w:r>
+      <w:proofErr w:type="spellEnd"/>
+      <w:r>
+        <w:t xml:space="preserve"> de website</w:t>
       </w:r>
       <w:r>
         <w:t>:</w:t>
       </w:r>
     </w:p>
     <w:p>
-      <w:pPr>
-        <w:rPr>
-          <w:lang w:val="en-NL"/>
-        </w:rPr>
-      </w:pPr>
-      <w:r>
-        <w:rPr>
-          <w:lang w:val="en-NL"/>
-        </w:rPr>
-        <w:t>Maak een sematische HTML structuur voor een burger restaurant.</w:t>
+      <w:r>
+        <w:t xml:space="preserve">Maak </w:t>
+      </w:r>
+      <w:proofErr w:type="spellStart"/>
+      <w:r>
+        <w:t>een</w:t>
+      </w:r>
+      <w:proofErr w:type="spellEnd"/>
+      <w:r>
+        <w:t xml:space="preserve"> </w:t>
+      </w:r>
+      <w:proofErr w:type="spellStart"/>
+      <w:r>
+        <w:t>sematische</w:t>
+      </w:r>
+      <w:proofErr w:type="spellEnd"/>
+      <w:r>
+        <w:t xml:space="preserve"> HTML </w:t>
+      </w:r>
+      <w:proofErr w:type="spellStart"/>
+      <w:r>
+        <w:t>structuur</w:t>
+      </w:r>
+      <w:proofErr w:type="spellEnd"/>
+      <w:r>
+        <w:t xml:space="preserve"> </w:t>
+      </w:r>
+      <w:proofErr w:type="spellStart"/>
+      <w:r>
+        <w:t>voor</w:t>
+      </w:r>
+      <w:proofErr w:type="spellEnd"/>
+      <w:r>
+        <w:t xml:space="preserve"> </w:t>
+      </w:r>
+      <w:proofErr w:type="spellStart"/>
+      <w:r>
+        <w:t>een</w:t>
+      </w:r>
+      <w:proofErr w:type="spellEnd"/>
+      <w:r>
+        <w:t xml:space="preserve"> burger restaurant.</w:t>
       </w:r>
     </w:p>
     <w:p>
-      <w:pPr>
-        <w:rPr>
-          <w:lang w:val="en-NL"/>
-        </w:rPr>
-      </w:pPr>
-      <w:r>
-        <w:rPr>
-          <w:lang w:val="en-NL"/>
-        </w:rPr>
-        <w:t>Doelgroep: 20-45 jaar. Stijl: minimalistish.</w:t>
+      <w:proofErr w:type="spellStart"/>
+      <w:r>
+        <w:t>Doelgroep</w:t>
+      </w:r>
+      <w:proofErr w:type="spellEnd"/>
+      <w:r>
+        <w:t xml:space="preserve">: 20-45 </w:t>
+      </w:r>
+      <w:proofErr w:type="spellStart"/>
+      <w:r>
+        <w:t>jaar</w:t>
+      </w:r>
+      <w:proofErr w:type="spellEnd"/>
+      <w:r>
+        <w:t xml:space="preserve">. Stijl: </w:t>
+      </w:r>
+      <w:proofErr w:type="spellStart"/>
+      <w:r>
+        <w:t>minimalistish</w:t>
+      </w:r>
+      <w:proofErr w:type="spellEnd"/>
+      <w:r>
+        <w:t>.</w:t>
       </w:r>
     </w:p>
     <w:p>
-      <w:pPr>
-        <w:rPr>
-          <w:lang w:val="en-NL"/>
-        </w:rPr>
-      </w:pPr>
-      <w:r>
-        <w:rPr>
-          <w:lang w:val="en-NL"/>
-        </w:rPr>
-        <w:t>Kleuren: Groen (#00754A) met veel wit achtergrond, grijs lettertypen (#484848) Gebrijk CSS met flexblok layout.</w:t>
+      <w:proofErr w:type="spellStart"/>
+      <w:r>
+        <w:t>Kleuren</w:t>
+      </w:r>
+      <w:proofErr w:type="spellEnd"/>
+      <w:r>
+        <w:t xml:space="preserve">: Groen (#00754A) met </w:t>
+      </w:r>
+      <w:proofErr w:type="spellStart"/>
+      <w:r>
+        <w:t>veel</w:t>
+      </w:r>
+      <w:proofErr w:type="spellEnd"/>
+      <w:r>
+        <w:t xml:space="preserve"> wit </w:t>
+      </w:r>
+      <w:proofErr w:type="spellStart"/>
+      <w:r>
+        <w:t>achtergrond</w:t>
+      </w:r>
+      <w:proofErr w:type="spellEnd"/>
+      <w:r>
+        <w:t xml:space="preserve">, </w:t>
+      </w:r>
+      <w:proofErr w:type="spellStart"/>
+      <w:r>
+        <w:t>grijs</w:t>
+      </w:r>
+      <w:proofErr w:type="spellEnd"/>
+      <w:r>
+        <w:t xml:space="preserve"> </w:t>
+      </w:r>
+      <w:proofErr w:type="spellStart"/>
+      <w:r>
+        <w:t>lettertypen</w:t>
+      </w:r>
+      <w:proofErr w:type="spellEnd"/>
+      <w:r>
+        <w:t xml:space="preserve"> (#484848) </w:t>
+      </w:r>
+      <w:proofErr w:type="spellStart"/>
+      <w:r>
+        <w:t>Gebrijk</w:t>
+      </w:r>
+      <w:proofErr w:type="spellEnd"/>
+      <w:r>
+        <w:t xml:space="preserve"> CSS met </w:t>
+      </w:r>
+      <w:proofErr w:type="spellStart"/>
+      <w:r>
+        <w:t>flexblok</w:t>
+      </w:r>
+      <w:proofErr w:type="spellEnd"/>
+      <w:r>
+        <w:t xml:space="preserve"> layout.</w:t>
       </w:r>
     </w:p>
     <w:p>
-      <w:pPr>
-        <w:rPr>
-          <w:lang w:val="en-NL"/>
-        </w:rPr>
-      </w:pPr>
-      <w:r>
-        <w:rPr>
-          <w:lang w:val="en-NL"/>
-        </w:rPr>
-        <w:t>De website moet rust en ruimte uistrallen. gebruik een minimalistish stijl.</w:t>
+      <w:r>
+        <w:t xml:space="preserve">De website </w:t>
+      </w:r>
+      <w:proofErr w:type="spellStart"/>
+      <w:r>
+        <w:t>moet</w:t>
+      </w:r>
+      <w:proofErr w:type="spellEnd"/>
+      <w:r>
+        <w:t xml:space="preserve"> rust </w:t>
+      </w:r>
+      <w:proofErr w:type="spellStart"/>
+      <w:r>
+        <w:t>en</w:t>
+      </w:r>
+      <w:proofErr w:type="spellEnd"/>
+      <w:r>
+        <w:t xml:space="preserve"> </w:t>
+      </w:r>
+      <w:proofErr w:type="spellStart"/>
+      <w:r>
+        <w:t>ruimte</w:t>
+      </w:r>
+      <w:proofErr w:type="spellEnd"/>
+      <w:r>
+        <w:t xml:space="preserve"> </w:t>
+      </w:r>
+      <w:proofErr w:type="spellStart"/>
+      <w:r>
+        <w:t>uistrallen</w:t>
+      </w:r>
+      <w:proofErr w:type="spellEnd"/>
+      <w:r>
+        <w:t xml:space="preserve">. </w:t>
+      </w:r>
+      <w:proofErr w:type="spellStart"/>
+      <w:r>
+        <w:t>gebruik</w:t>
+      </w:r>
+      <w:proofErr w:type="spellEnd"/>
+      <w:r>
+        <w:t xml:space="preserve"> </w:t>
+      </w:r>
+      <w:proofErr w:type="spellStart"/>
+      <w:r>
+        <w:t>een</w:t>
+      </w:r>
+      <w:proofErr w:type="spellEnd"/>
+      <w:r>
+        <w:t xml:space="preserve"> </w:t>
+      </w:r>
+      <w:proofErr w:type="spellStart"/>
+      <w:r>
+        <w:t>minimalistish</w:t>
+      </w:r>
+      <w:proofErr w:type="spellEnd"/>
+      <w:r>
+        <w:t xml:space="preserve"> </w:t>
+      </w:r>
+      <w:proofErr w:type="spellStart"/>
+      <w:r>
+        <w:t>stijl</w:t>
+      </w:r>
+      <w:proofErr w:type="spellEnd"/>
+      <w:r>
+        <w:t>.</w:t>
       </w:r>
     </w:p>
-    <w:p>
-      <w:pPr>
-        <w:rPr>
-          <w:lang w:val="en-NL"/>
-        </w:rPr>
-      </w:pPr>
-    </w:p>
+    <w:p/>
     <w:sectPr>
       <w:headerReference w:type="default" r:id="rId17"/>
       <w:footerReference w:type="default" r:id="rId18"/>
@@ -2247,7 +2423,6 @@
         <w:docPartUnique/>
       </w:docPartObj>
     </w:sdtPr>
-    <w:sdtEndPr/>
     <w:sdtContent>
       <w:p>
         <w:pPr>
@@ -2929,6 +3104,7 @@
   <w:style w:type="character" w:default="1" w:styleId="Standaardalinea-lettertype">
     <w:name w:val="Default Paragraph Font"/>
     <w:uiPriority w:val="1"/>
+    <w:semiHidden/>
     <w:unhideWhenUsed/>
   </w:style>
   <w:style w:type="table" w:default="1" w:styleId="Standaardtabel">
